--- a/Python_Raspberry/07_Schrittmotor/readMe_stepper_motor.docx
+++ b/Python_Raspberry/07_Schrittmotor/readMe_stepper_motor.docx
@@ -69,7 +69,15 @@
     <w:p/>
     <w:p>
       <w:r>
-        <w:t>Anbei das Datasheet und der Anschlussplan. Dieser beinhaltet noch einen Fehler und zwar GPIO 25 ist auf dem Pin 22 und nicht wie im Schaltplan auf Pin20.</w:t>
+        <w:t xml:space="preserve">Anbei das Datasheet und der Anschlussplan. Dieser beinhaltet noch </w:t>
+      </w:r>
+      <w:proofErr w:type="gramStart"/>
+      <w:r>
+        <w:t>einen Fehler</w:t>
+      </w:r>
+      <w:proofErr w:type="gramEnd"/>
+      <w:r>
+        <w:t xml:space="preserve"> und zwar GPIO 25 ist auf dem Pin 22 und nicht wie im Schaltplan auf Pin20.</w:t>
       </w:r>
     </w:p>
     <w:p/>
@@ -324,8 +332,6 @@
         </w:tc>
       </w:tr>
     </w:tbl>
-    <w:p/>
-    <w:p/>
     <w:p>
       <w:r>
         <w:rPr>
@@ -376,7 +382,69 @@
     </w:p>
     <w:p>
       <w:r>
-        <w:br w:type="page"/>
+        <w:t>IN_</w:t>
+      </w:r>
+      <w:proofErr w:type="gramStart"/>
+      <w:r>
+        <w:t>1:</w:t>
+      </w:r>
+      <w:r>
+        <w:t>Orange</w:t>
+      </w:r>
+      <w:proofErr w:type="gramEnd"/>
+      <w:r>
+        <w:t>: GPIO18</w:t>
+      </w:r>
+      <w:r>
+        <w:tab/>
+      </w:r>
+      <w:r>
+        <w:t>IN_</w:t>
+      </w:r>
+      <w:proofErr w:type="gramStart"/>
+      <w:r>
+        <w:t>2:</w:t>
+      </w:r>
+      <w:r>
+        <w:t>Gelb</w:t>
+      </w:r>
+      <w:proofErr w:type="gramEnd"/>
+      <w:r>
+        <w:t>:GPIO23</w:t>
+      </w:r>
+      <w:r>
+        <w:tab/>
+      </w:r>
+      <w:r>
+        <w:t>IN_</w:t>
+      </w:r>
+      <w:proofErr w:type="gramStart"/>
+      <w:r>
+        <w:t>3:</w:t>
+      </w:r>
+      <w:r>
+        <w:t>Blau</w:t>
+      </w:r>
+      <w:proofErr w:type="gramEnd"/>
+      <w:r>
+        <w:t>: GPIO24</w:t>
+      </w:r>
+      <w:r>
+        <w:tab/>
+      </w:r>
+      <w:r>
+        <w:t>IN_</w:t>
+      </w:r>
+      <w:proofErr w:type="gramStart"/>
+      <w:r>
+        <w:t>4:</w:t>
+      </w:r>
+      <w:r>
+        <w:t>Grün</w:t>
+      </w:r>
+      <w:proofErr w:type="gramEnd"/>
+      <w:r>
+        <w:t>: GPIO25</w:t>
       </w:r>
     </w:p>
     <w:p>
@@ -3134,6 +3202,7 @@
         <w:spacing w:before="1"/>
         <w:ind w:left="141"/>
       </w:pPr>
+      <w:proofErr w:type="gramStart"/>
       <w:r>
         <w:t>Mit</w:t>
       </w:r>
@@ -3155,6 +3224,7 @@
       <w:r>
         <w:t>Codebeispiel,</w:t>
       </w:r>
+      <w:proofErr w:type="gramEnd"/>
       <w:r>
         <w:rPr>
           <w:spacing w:val="-5"/>
@@ -8996,6 +9066,7 @@
         </w:rPr>
         <w:t xml:space="preserve"> </w:t>
       </w:r>
+      <w:proofErr w:type="gramStart"/>
       <w:r>
         <w:rPr>
           <w:b/>
@@ -9005,6 +9076,7 @@
         </w:rPr>
         <w:t>2:</w:t>
       </w:r>
+      <w:proofErr w:type="gramEnd"/>
       <w:r>
         <w:rPr>
           <w:b/>
@@ -9395,6 +9467,7 @@
         </w:rPr>
         <w:t xml:space="preserve"> </w:t>
       </w:r>
+      <w:proofErr w:type="gramStart"/>
       <w:r>
         <w:rPr>
           <w:b/>
@@ -9404,6 +9477,7 @@
         </w:rPr>
         <w:t>3:</w:t>
       </w:r>
+      <w:proofErr w:type="gramEnd"/>
       <w:r>
         <w:rPr>
           <w:b/>
@@ -9639,6 +9713,7 @@
         <w:spacing w:before="246" w:line="276" w:lineRule="auto"/>
         <w:ind w:left="141" w:right="1243"/>
       </w:pPr>
+      <w:proofErr w:type="gramStart"/>
       <w:r>
         <w:t>Mit</w:t>
       </w:r>
@@ -9660,6 +9735,7 @@
       <w:r>
         <w:t>Codebeispiel,</w:t>
       </w:r>
+      <w:proofErr w:type="gramEnd"/>
       <w:r>
         <w:rPr>
           <w:spacing w:val="-3"/>
